--- a/Diplomarbeit/5_Schreiben/0.0_DA_4_Fassung_MPPT_Schaltplan_K4_4_4.docx
+++ b/Diplomarbeit/5_Schreiben/0.0_DA_4_Fassung_MPPT_Schaltplan_K4_4_4.docx
@@ -3801,7 +3801,7 @@
           <w:rFonts w:cs="Arial"/>
         </w:rPr>
       </w:pPr>
-      <w:bookmarkStart w:id="5" w:name="_Toc224200971"/>
+      <w:bookmarkStart w:id="6" w:name="_Toc224200971"/>
       <w:r>
         <w:rPr>
           <w:rFonts w:eastAsia="Times New Roman"/>
@@ -3809,7 +3809,7 @@
         </w:rPr>
         <w:t>4.2.2 Einfluss von Wetter und Jahreszeit</w:t>
       </w:r>
-      <w:bookmarkEnd w:id="5"/>
+      <w:bookmarkEnd w:id="6"/>
     </w:p>
     <w:p>
       <w:pPr>
@@ -4372,11 +4372,11 @@
       <w:pPr>
         <w:pStyle w:val="berschrift2"/>
       </w:pPr>
-      <w:bookmarkStart w:id="6" w:name="_Toc224200972"/>
+      <w:bookmarkStart w:id="7" w:name="_Toc224200972"/>
       <w:r>
         <w:t>4.2.3 Vergleich alternativer Energiequellen für Gewächshausanwendungen</w:t>
       </w:r>
-      <w:bookmarkEnd w:id="6"/>
+      <w:bookmarkEnd w:id="7"/>
     </w:p>
     <w:p>
       <w:pPr>
@@ -4595,11 +4595,11 @@
       <w:pPr>
         <w:pStyle w:val="berschrift1"/>
       </w:pPr>
-      <w:bookmarkStart w:id="7" w:name="_Toc224200973"/>
+      <w:bookmarkStart w:id="8" w:name="_Toc224200973"/>
       <w:r>
         <w:t>4.3 Systemauslegung und Dimensionierung</w:t>
       </w:r>
-      <w:bookmarkEnd w:id="7"/>
+      <w:bookmarkEnd w:id="8"/>
     </w:p>
     <w:p>
       <w:pPr>
@@ -4640,11 +4640,11 @@
       <w:pPr>
         <w:pStyle w:val="berschrift2"/>
       </w:pPr>
-      <w:bookmarkStart w:id="8" w:name="_Toc224200974"/>
+      <w:bookmarkStart w:id="9" w:name="_Toc224200974"/>
       <w:r>
         <w:t>4.3.1 Ermittlung des Energiebedarfs</w:t>
       </w:r>
-      <w:bookmarkEnd w:id="8"/>
+      <w:bookmarkEnd w:id="9"/>
     </w:p>
     <w:p>
       <w:pPr>
@@ -5343,11 +5343,11 @@
       <w:pPr>
         <w:pStyle w:val="berschrift2"/>
       </w:pPr>
-      <w:bookmarkStart w:id="9" w:name="_Toc224200975"/>
+      <w:bookmarkStart w:id="10" w:name="_Toc224200975"/>
       <w:r>
         <w:t>4.3.2 Berechnung der PV-Leistung und Batteriekapazität</w:t>
       </w:r>
-      <w:bookmarkEnd w:id="9"/>
+      <w:bookmarkEnd w:id="10"/>
     </w:p>
     <w:p>
       <w:pPr>
@@ -5990,11 +5990,11 @@
       <w:pPr>
         <w:pStyle w:val="berschrift2"/>
       </w:pPr>
-      <w:bookmarkStart w:id="10" w:name="_Toc224200976"/>
+      <w:bookmarkStart w:id="11" w:name="_Toc224200976"/>
       <w:r>
         <w:t>4.3.3 Autonomiezeit und Worst-Case-Betrachtung</w:t>
       </w:r>
-      <w:bookmarkEnd w:id="10"/>
+      <w:bookmarkEnd w:id="11"/>
     </w:p>
     <w:p>
       <w:pPr>
@@ -6412,14 +6412,14 @@
       <w:pPr>
         <w:pStyle w:val="berschrift2"/>
       </w:pPr>
-      <w:bookmarkStart w:id="11" w:name="_Toc224200977"/>
+      <w:bookmarkStart w:id="12" w:name="_Toc224200977"/>
       <w:r>
         <w:t xml:space="preserve">4.3.4 </w:t>
       </w:r>
       <w:r>
         <w:t>Umsetzungskonzept des Prototyps</w:t>
       </w:r>
-      <w:bookmarkEnd w:id="11"/>
+      <w:bookmarkEnd w:id="12"/>
     </w:p>
     <w:p>
       <w:pPr>
@@ -6742,7 +6742,7 @@
           <w:b/>
         </w:rPr>
       </w:pPr>
-      <w:bookmarkStart w:id="12" w:name="_Toc223814889"/>
+      <w:bookmarkStart w:id="13" w:name="_Toc223814889"/>
       <w:r>
         <w:t xml:space="preserve">Tabelle </w:t>
       </w:r>
@@ -6767,7 +6767,7 @@
       <w:r>
         <w:t>: Autonomiezeiten unter verschiedenen Betriebsbedingungen</w:t>
       </w:r>
-      <w:bookmarkEnd w:id="12"/>
+      <w:bookmarkEnd w:id="13"/>
     </w:p>
     <w:p>
       <w:pPr>
@@ -6815,11 +6815,11 @@
       <w:pPr>
         <w:pStyle w:val="berschrift2"/>
       </w:pPr>
-      <w:bookmarkStart w:id="13" w:name="_Toc224200978"/>
+      <w:bookmarkStart w:id="14" w:name="_Toc224200978"/>
       <w:r>
         <w:t>4.3.5 Erwartetes Systemverhalten</w:t>
       </w:r>
-      <w:bookmarkEnd w:id="13"/>
+      <w:bookmarkEnd w:id="14"/>
     </w:p>
     <w:p>
       <w:pPr>
@@ -7517,7 +7517,7 @@
         <w:pStyle w:val="Beschriftung"/>
         <w:ind w:firstLine="708"/>
       </w:pPr>
-      <w:bookmarkStart w:id="14" w:name="_Toc223814890"/>
+      <w:bookmarkStart w:id="15" w:name="_Toc223814890"/>
       <w:r>
         <w:t xml:space="preserve">Tabelle </w:t>
       </w:r>
@@ -7545,7 +7545,7 @@
       <w:r>
         <w:t>Erwartetes Systemverhalten – Kenngrößen des Energiesystems im Prototypbetrieb</w:t>
       </w:r>
-      <w:bookmarkEnd w:id="14"/>
+      <w:bookmarkEnd w:id="15"/>
     </w:p>
     <w:p>
       <w:pPr>
@@ -7612,14 +7612,14 @@
       <w:pPr>
         <w:pStyle w:val="berschrift1"/>
       </w:pPr>
-      <w:bookmarkStart w:id="15" w:name="_Toc224200979"/>
+      <w:bookmarkStart w:id="16" w:name="_Toc224200979"/>
       <w:r>
         <w:t xml:space="preserve">4.4 </w:t>
       </w:r>
       <w:r>
         <w:t>Auswahl der Systemkomponenten</w:t>
       </w:r>
-      <w:bookmarkEnd w:id="15"/>
+      <w:bookmarkEnd w:id="16"/>
     </w:p>
     <w:p>
       <w:pPr>
@@ -7646,7 +7646,7 @@
       <w:pPr>
         <w:pStyle w:val="berschrift2"/>
       </w:pPr>
-      <w:bookmarkStart w:id="16" w:name="_Toc224200980"/>
+      <w:bookmarkStart w:id="17" w:name="_Toc224200980"/>
       <w:r>
         <w:t xml:space="preserve">4.4.1 PV-Modul </w:t>
       </w:r>
@@ -7676,7 +7676,7 @@
       <w:r>
         <w:t>V</w:t>
       </w:r>
-      <w:bookmarkEnd w:id="16"/>
+      <w:bookmarkEnd w:id="17"/>
     </w:p>
     <w:p>
       <w:pPr>
@@ -7767,7 +7767,7 @@
       <w:pPr>
         <w:pStyle w:val="berschrift2"/>
       </w:pPr>
-      <w:bookmarkStart w:id="17" w:name="_Toc224200981"/>
+      <w:bookmarkStart w:id="18" w:name="_Toc224200981"/>
       <w:r>
         <w:t>4.4.2 AGM Super Cycle Batterie 100</w:t>
       </w:r>
@@ -7777,7 +7777,7 @@
       <w:r>
         <w:t>Ah</w:t>
       </w:r>
-      <w:bookmarkEnd w:id="17"/>
+      <w:bookmarkEnd w:id="18"/>
     </w:p>
     <w:p>
       <w:pPr>
@@ -7840,12 +7840,12 @@
       <w:pPr>
         <w:pStyle w:val="berschrift2"/>
       </w:pPr>
-      <w:bookmarkStart w:id="18" w:name="_Toc224200982"/>
+      <w:bookmarkStart w:id="19" w:name="_Toc224200982"/>
       <w:r>
         <w:lastRenderedPageBreak/>
         <w:t>4.4.3 Victron MultiPlus 12/800</w:t>
       </w:r>
-      <w:bookmarkEnd w:id="18"/>
+      <w:bookmarkEnd w:id="19"/>
     </w:p>
     <w:p>
       <w:pPr>
@@ -7916,11 +7916,11 @@
       <w:pPr>
         <w:pStyle w:val="berschrift2"/>
       </w:pPr>
-      <w:bookmarkStart w:id="19" w:name="_Toc224200983"/>
+      <w:bookmarkStart w:id="20" w:name="_Toc224200983"/>
       <w:r>
         <w:t>4.4.4 Victron MPPT 100/20</w:t>
       </w:r>
-      <w:bookmarkEnd w:id="19"/>
+      <w:bookmarkEnd w:id="20"/>
     </w:p>
     <w:p>
       <w:pPr>
@@ -7999,7 +7999,7 @@
       <w:pPr>
         <w:pStyle w:val="berschrift2"/>
       </w:pPr>
-      <w:bookmarkStart w:id="20" w:name="_Toc224200984"/>
+      <w:bookmarkStart w:id="21" w:name="_Toc224200984"/>
       <w:r>
         <w:t>4.4.</w:t>
       </w:r>
@@ -8009,7 +8009,7 @@
       <w:r>
         <w:t xml:space="preserve"> Victron SmartShunt 500 A</w:t>
       </w:r>
-      <w:bookmarkEnd w:id="20"/>
+      <w:bookmarkEnd w:id="21"/>
     </w:p>
     <w:p>
       <w:pPr>
@@ -8086,7 +8086,7 @@
       <w:pPr>
         <w:pStyle w:val="berschrift2"/>
       </w:pPr>
-      <w:bookmarkStart w:id="21" w:name="_Toc224200985"/>
+      <w:bookmarkStart w:id="22" w:name="_Toc224200985"/>
       <w:r>
         <w:t>4.4.</w:t>
       </w:r>
@@ -8096,7 +8096,7 @@
       <w:r>
         <w:t xml:space="preserve"> Victron Orion 12/12-18</w:t>
       </w:r>
-      <w:bookmarkEnd w:id="21"/>
+      <w:bookmarkEnd w:id="22"/>
     </w:p>
     <w:p>
       <w:pPr>
@@ -8152,30 +8152,26 @@
     <w:p>
       <w:pPr>
         <w:pStyle w:val="berschrift2"/>
-        <w:rPr>
-          <w:lang w:val="en-GB"/>
-        </w:rPr>
-      </w:pPr>
-      <w:bookmarkStart w:id="22" w:name="_Toc224200986"/>
-      <w:r>
-        <w:rPr>
-          <w:lang w:val="en-GB"/>
-        </w:rPr>
+      </w:pPr>
+      <w:bookmarkStart w:id="23" w:name="_Toc224200986"/>
+      <w:r>
         <w:t>4.4.</w:t>
       </w:r>
       <w:r>
-        <w:rPr>
-          <w:lang w:val="en-GB"/>
-        </w:rPr>
         <w:t>7</w:t>
       </w:r>
       <w:r>
-        <w:rPr>
-          <w:lang w:val="en-GB"/>
-        </w:rPr>
-        <w:t xml:space="preserve"> Victron Cerbo GX und GX Touch 50</w:t>
-      </w:r>
-      <w:bookmarkEnd w:id="22"/>
+        <w:t xml:space="preserve"> Victron Cerbo GX und </w:t>
+      </w:r>
+      <w:proofErr w:type="gramStart"/>
+      <w:r>
+        <w:t>GX Touch</w:t>
+      </w:r>
+      <w:proofErr w:type="gramEnd"/>
+      <w:r>
+        <w:t xml:space="preserve"> 50</w:t>
+      </w:r>
+      <w:bookmarkEnd w:id="23"/>
     </w:p>
     <w:p>
       <w:pPr>
@@ -8282,7 +8278,7 @@
       <w:pPr>
         <w:pStyle w:val="berschrift2"/>
       </w:pPr>
-      <w:bookmarkStart w:id="23" w:name="_Toc224200987"/>
+      <w:bookmarkStart w:id="24" w:name="_Toc224200987"/>
       <w:r>
         <w:t>4.4.</w:t>
       </w:r>
@@ -8295,7 +8291,7 @@
       <w:r>
         <w:t xml:space="preserve"> und Absicherung</w:t>
       </w:r>
-      <w:bookmarkEnd w:id="23"/>
+      <w:bookmarkEnd w:id="24"/>
     </w:p>
     <w:p>
       <w:pPr>
@@ -8305,7 +8301,7 @@
           <w:rFonts w:cs="Arial"/>
         </w:rPr>
       </w:pPr>
-      <w:bookmarkStart w:id="24" w:name="_Toc222767633"/>
+      <w:bookmarkStart w:id="25" w:name="_Toc222767633"/>
       <w:r>
         <w:rPr>
           <w:rFonts w:cs="Arial"/>
@@ -8317,7 +8313,7 @@
       <w:pPr>
         <w:pStyle w:val="berschrift2"/>
       </w:pPr>
-      <w:bookmarkStart w:id="25" w:name="_Toc224200988"/>
+      <w:bookmarkStart w:id="26" w:name="_Toc224200988"/>
       <w:r>
         <w:t>4.4.</w:t>
       </w:r>
@@ -8327,8 +8323,8 @@
       <w:r>
         <w:t xml:space="preserve"> Monitoring und Datenkommunikation</w:t>
       </w:r>
-      <w:bookmarkEnd w:id="24"/>
       <w:bookmarkEnd w:id="25"/>
+      <w:bookmarkEnd w:id="26"/>
     </w:p>
     <w:p>
       <w:pPr>
@@ -8480,11 +8476,11 @@
       <w:pPr>
         <w:pStyle w:val="berschrift1"/>
       </w:pPr>
-      <w:bookmarkStart w:id="26" w:name="_Toc224200989"/>
+      <w:bookmarkStart w:id="27" w:name="_Toc224200989"/>
       <w:r>
         <w:t>4.5 Batterietechnologien im Vergleich</w:t>
       </w:r>
-      <w:bookmarkEnd w:id="26"/>
+      <w:bookmarkEnd w:id="27"/>
     </w:p>
     <w:p>
       <w:pPr>
@@ -8519,11 +8515,11 @@
       <w:pPr>
         <w:pStyle w:val="berschrift2"/>
       </w:pPr>
-      <w:bookmarkStart w:id="27" w:name="_Toc224200990"/>
+      <w:bookmarkStart w:id="28" w:name="_Toc224200990"/>
       <w:r>
         <w:t>4.5.1 Technische Eigenschaften der Batterietechnologien</w:t>
       </w:r>
-      <w:bookmarkEnd w:id="27"/>
+      <w:bookmarkEnd w:id="28"/>
     </w:p>
     <w:p>
       <w:pPr>
@@ -9363,11 +9359,11 @@
       <w:pPr>
         <w:pStyle w:val="berschrift2"/>
       </w:pPr>
-      <w:bookmarkStart w:id="28" w:name="_Toc224200991"/>
+      <w:bookmarkStart w:id="29" w:name="_Toc224200991"/>
       <w:r>
         <w:t>4.5.2 Vergleich und Auswahlbegründung</w:t>
       </w:r>
-      <w:bookmarkEnd w:id="28"/>
+      <w:bookmarkEnd w:id="29"/>
     </w:p>
     <w:tbl>
       <w:tblPr>
@@ -10294,7 +10290,7 @@
         <w:pStyle w:val="Beschriftung"/>
         <w:ind w:firstLine="708"/>
       </w:pPr>
-      <w:bookmarkStart w:id="29" w:name="_Toc223814891"/>
+      <w:bookmarkStart w:id="30" w:name="_Toc223814891"/>
       <w:r>
         <w:t xml:space="preserve">Tabelle </w:t>
       </w:r>
@@ -10319,7 +10315,7 @@
       <w:r>
         <w:t>: Technischer Vergleich von AGM, Gel und LiFePO4 Batterien</w:t>
       </w:r>
-      <w:bookmarkEnd w:id="29"/>
+      <w:bookmarkEnd w:id="30"/>
     </w:p>
     <w:p>
       <w:pPr>
@@ -11173,7 +11169,7 @@
         <w:pStyle w:val="berschrift1"/>
         <w:spacing w:before="0"/>
       </w:pPr>
-      <w:bookmarkStart w:id="30" w:name="_Toc224200992"/>
+      <w:bookmarkStart w:id="31" w:name="_Toc224200992"/>
       <w:r>
         <w:rPr>
           <w:rFonts w:eastAsia="Arial"/>
@@ -11192,7 +11188,7 @@
         </w:rPr>
         <w:t xml:space="preserve"> Wirtschaftliche Analyse</w:t>
       </w:r>
-      <w:bookmarkEnd w:id="30"/>
+      <w:bookmarkEnd w:id="31"/>
     </w:p>
     <w:p>
       <w:pPr>
@@ -11245,7 +11241,7 @@
       <w:pPr>
         <w:pStyle w:val="berschrift2"/>
       </w:pPr>
-      <w:bookmarkStart w:id="31" w:name="_Toc224200993"/>
+      <w:bookmarkStart w:id="32" w:name="_Toc224200993"/>
       <w:r>
         <w:rPr>
           <w:rFonts w:eastAsia="Arial"/>
@@ -11264,7 +11260,7 @@
         </w:rPr>
         <w:t>.1 ROI-Berechnung des PV-Systems</w:t>
       </w:r>
-      <w:bookmarkEnd w:id="31"/>
+      <w:bookmarkEnd w:id="32"/>
     </w:p>
     <w:p>
       <w:pPr>
@@ -12197,7 +12193,7 @@
       <w:pPr>
         <w:pStyle w:val="berschrift2"/>
       </w:pPr>
-      <w:bookmarkStart w:id="32" w:name="_Toc224200994"/>
+      <w:bookmarkStart w:id="33" w:name="_Toc224200994"/>
       <w:r>
         <w:t>4.</w:t>
       </w:r>
@@ -12207,7 +12203,7 @@
       <w:r>
         <w:t>.2 Amortisationsrechnung und Vergleich: Insellösung versus Netzanbindung</w:t>
       </w:r>
-      <w:bookmarkEnd w:id="32"/>
+      <w:bookmarkEnd w:id="33"/>
     </w:p>
     <w:p>
       <w:pPr>
@@ -13972,7 +13968,7 @@
         <w:pStyle w:val="Beschriftung"/>
         <w:framePr w:w="8437" w:h="290" w:hRule="exact" w:hSpace="141" w:wrap="around" w:vAnchor="text" w:hAnchor="page" w:x="2173" w:y="3852"/>
       </w:pPr>
-      <w:bookmarkStart w:id="33" w:name="_Toc223814892"/>
+      <w:bookmarkStart w:id="34" w:name="_Toc223814892"/>
       <w:r>
         <w:t xml:space="preserve">Tabelle </w:t>
       </w:r>
@@ -14000,7 +13996,7 @@
       <w:r>
         <w:t>Gegenüberstellung von Insellösung, Hybridsystem und Netzeinspeisung</w:t>
       </w:r>
-      <w:bookmarkEnd w:id="33"/>
+      <w:bookmarkEnd w:id="34"/>
     </w:p>
     <w:p>
       <w:pPr>
@@ -14517,7 +14513,7 @@
       <w:pPr>
         <w:pStyle w:val="berschrift2"/>
       </w:pPr>
-      <w:bookmarkStart w:id="34" w:name="_Toc224200995"/>
+      <w:bookmarkStart w:id="35" w:name="_Toc224200995"/>
       <w:r>
         <w:t>4.</w:t>
       </w:r>
@@ -14530,7 +14526,7 @@
       <w:r>
         <w:t xml:space="preserve"> und Wirtschaftlichkeitsbewertung</w:t>
       </w:r>
-      <w:bookmarkEnd w:id="34"/>
+      <w:bookmarkEnd w:id="35"/>
     </w:p>
     <w:p>
       <w:pPr>
@@ -15125,7 +15121,7 @@
         <w:pStyle w:val="berschrift1"/>
         <w:spacing w:before="0"/>
       </w:pPr>
-      <w:bookmarkStart w:id="35" w:name="_Toc224200996"/>
+      <w:bookmarkStart w:id="36" w:name="_Toc224200996"/>
       <w:r>
         <w:t>4.</w:t>
       </w:r>
@@ -15135,7 +15131,7 @@
       <w:r>
         <w:t xml:space="preserve"> Elektrische Planung</w:t>
       </w:r>
-      <w:bookmarkEnd w:id="35"/>
+      <w:bookmarkEnd w:id="36"/>
     </w:p>
     <w:p>
       <w:pPr>
@@ -15209,7 +15205,7 @@
           <w:rFonts w:asciiTheme="minorHAnsi" w:hAnsiTheme="minorHAnsi"/>
         </w:rPr>
       </w:pPr>
-      <w:bookmarkStart w:id="36" w:name="_Toc224200997"/>
+      <w:bookmarkStart w:id="37" w:name="_Toc224200997"/>
       <w:r>
         <w:rPr>
           <w:rFonts w:asciiTheme="minorHAnsi" w:hAnsiTheme="minorHAnsi"/>
@@ -15228,7 +15224,7 @@
         </w:rPr>
         <w:t>.1 Systemaufbau und Energiepfad</w:t>
       </w:r>
-      <w:bookmarkEnd w:id="36"/>
+      <w:bookmarkEnd w:id="37"/>
     </w:p>
     <w:p>
       <w:pPr>
@@ -15498,7 +15494,7 @@
           <w:rFonts w:asciiTheme="minorHAnsi" w:hAnsiTheme="minorHAnsi"/>
         </w:rPr>
       </w:pPr>
-      <w:bookmarkStart w:id="37" w:name="_Toc224200998"/>
+      <w:bookmarkStart w:id="38" w:name="_Toc224200998"/>
       <w:r>
         <w:rPr>
           <w:rFonts w:asciiTheme="minorHAnsi" w:hAnsiTheme="minorHAnsi"/>
@@ -15517,7 +15513,7 @@
         </w:rPr>
         <w:t>.2 Schaltplan</w:t>
       </w:r>
-      <w:bookmarkEnd w:id="37"/>
+      <w:bookmarkEnd w:id="38"/>
     </w:p>
     <w:p>
       <w:pPr>
@@ -15834,7 +15830,7 @@
                                 <w:szCs w:val="32"/>
                               </w:rPr>
                             </w:pPr>
-                            <w:bookmarkStart w:id="38" w:name="_Toc223815332"/>
+                            <w:bookmarkStart w:id="39" w:name="_Toc223815332"/>
                             <w:r>
                               <w:t xml:space="preserve">Abbildung </w:t>
                             </w:r>
@@ -15860,12 +15856,9 @@
                               <w:t xml:space="preserve">: </w:t>
                             </w:r>
                             <w:r>
-                              <w:t>Schaltplan des hybriden 12-V-Energiesystems (</w:t>
+                              <w:t>Schaltplan des hybriden 12-V-Energiesystems (KiCad, eigene Darstellung)</w:t>
                             </w:r>
-                            <w:r>
-                              <w:t>KiCad, eigene Darstellung)</w:t>
-                            </w:r>
-                            <w:bookmarkEnd w:id="38"/>
+                            <w:bookmarkEnd w:id="39"/>
                           </w:p>
                         </w:txbxContent>
                       </wps:txbx>
@@ -15883,11 +15876,7 @@
           </mc:Choice>
           <mc:Fallback>
             <w:pict>
-              <v:shapetype w14:anchorId="4202B95B" id="_x0000_t202" coordsize="21600,21600" o:spt="202" path="m,l,21600r21600,l21600,xe">
-                <v:stroke joinstyle="miter"/>
-                <v:path gradientshapeok="t" o:connecttype="rect"/>
-              </v:shapetype>
-              <v:shape id="_x0000_s1027" type="#_x0000_t202" style="position:absolute;left:0;text-align:left;margin-left:36.95pt;margin-top:432.35pt;width:648.2pt;height:.05pt;z-index:251671552;visibility:visible;mso-wrap-style:square;mso-wrap-distance-left:9pt;mso-wrap-distance-top:0;mso-wrap-distance-right:9pt;mso-wrap-distance-bottom:0;mso-position-horizontal:absolute;mso-position-horizontal-relative:text;mso-position-vertical:absolute;mso-position-vertical-relative:text;v-text-anchor:top" o:gfxdata="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" stroked="f">
+              <v:shape w14:anchorId="4202B95B" id="_x0000_s1027" type="#_x0000_t202" style="position:absolute;left:0;text-align:left;margin-left:36.95pt;margin-top:432.35pt;width:648.2pt;height:.05pt;z-index:251671552;visibility:visible;mso-wrap-style:square;mso-wrap-distance-left:9pt;mso-wrap-distance-top:0;mso-wrap-distance-right:9pt;mso-wrap-distance-bottom:0;mso-position-horizontal:absolute;mso-position-horizontal-relative:text;mso-position-vertical:absolute;mso-position-vertical-relative:text;v-text-anchor:top" o:gfxdata="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" stroked="f">
                 <v:textbox style="mso-fit-shape-to-text:t" inset="0,0,0,0">
                   <w:txbxContent>
                     <w:p>
@@ -15902,7 +15891,7 @@
                           <w:szCs w:val="32"/>
                         </w:rPr>
                       </w:pPr>
-                      <w:bookmarkStart w:id="38" w:name="_Toc223815332"/>
+                      <w:bookmarkStart w:id="40" w:name="_Toc223815332"/>
                       <w:r>
                         <w:t xml:space="preserve">Abbildung </w:t>
                       </w:r>
@@ -15928,17 +15917,9 @@
                         <w:t xml:space="preserve">: </w:t>
                       </w:r>
                       <w:r>
-                        <w:t>Schaltplan des hybriden 12-V-Energiesystems (</w:t>
+                        <w:t>Schaltplan des hybriden 12-V-Energiesystems (KiCad, eigene Darstellung)</w:t>
                       </w:r>
-                      <w:proofErr w:type="spellStart"/>
-                      <w:r>
-                        <w:t>KiCad</w:t>
-                      </w:r>
-                      <w:proofErr w:type="spellEnd"/>
-                      <w:r>
-                        <w:t>, eigene Darstellung)</w:t>
-                      </w:r>
-                      <w:bookmarkEnd w:id="38"/>
+                      <w:bookmarkEnd w:id="40"/>
                     </w:p>
                   </w:txbxContent>
                 </v:textbox>
@@ -16156,12 +16137,72 @@
       <w:r>
         <w:rPr>
           <w:rFonts w:cs="Arial"/>
+        </w:rPr>
+        <w:lastRenderedPageBreak/>
+        <w:drawing>
+          <wp:anchor distT="0" distB="0" distL="114300" distR="114300" simplePos="0" relativeHeight="251675648" behindDoc="0" locked="0" layoutInCell="1" allowOverlap="1" wp14:anchorId="549F73AE" wp14:editId="3C61AE47">
+            <wp:simplePos x="0" y="0"/>
+            <wp:positionH relativeFrom="margin">
+              <wp:align>center</wp:align>
+            </wp:positionH>
+            <wp:positionV relativeFrom="paragraph">
+              <wp:posOffset>423206</wp:posOffset>
+            </wp:positionV>
+            <wp:extent cx="10237470" cy="4147185"/>
+            <wp:effectExtent l="0" t="0" r="0" b="5715"/>
+            <wp:wrapTopAndBottom/>
+            <wp:docPr id="151936518" name="Grafik 1" descr="Ein Bild, das Text, Diagramm, Schrift, Zahl enthält.&#10;&#10;KI-generierte Inhalte können fehlerhaft sein."/>
+            <wp:cNvGraphicFramePr>
+              <a:graphicFrameLocks xmlns:a="http://schemas.openxmlformats.org/drawingml/2006/main" noChangeAspect="1"/>
+            </wp:cNvGraphicFramePr>
+            <a:graphic xmlns:a="http://schemas.openxmlformats.org/drawingml/2006/main">
+              <a:graphicData uri="http://schemas.openxmlformats.org/drawingml/2006/picture">
+                <pic:pic xmlns:pic="http://schemas.openxmlformats.org/drawingml/2006/picture">
+                  <pic:nvPicPr>
+                    <pic:cNvPr id="151936518" name="Grafik 1" descr="Ein Bild, das Text, Diagramm, Schrift, Zahl enthält.&#10;&#10;KI-generierte Inhalte können fehlerhaft sein."/>
+                    <pic:cNvPicPr/>
+                  </pic:nvPicPr>
+                  <pic:blipFill>
+                    <a:blip r:embed="rId8">
+                      <a:extLst>
+                        <a:ext uri="{28A0092B-C50C-407E-A947-70E740481C1C}">
+                          <a14:useLocalDpi xmlns:a14="http://schemas.microsoft.com/office/drawing/2010/main" val="0"/>
+                        </a:ext>
+                      </a:extLst>
+                    </a:blip>
+                    <a:stretch>
+                      <a:fillRect/>
+                    </a:stretch>
+                  </pic:blipFill>
+                  <pic:spPr>
+                    <a:xfrm>
+                      <a:off x="0" y="0"/>
+                      <a:ext cx="10237470" cy="4147185"/>
+                    </a:xfrm>
+                    <a:prstGeom prst="rect">
+                      <a:avLst/>
+                    </a:prstGeom>
+                  </pic:spPr>
+                </pic:pic>
+              </a:graphicData>
+            </a:graphic>
+            <wp14:sizeRelH relativeFrom="margin">
+              <wp14:pctWidth>0</wp14:pctWidth>
+            </wp14:sizeRelH>
+            <wp14:sizeRelV relativeFrom="margin">
+              <wp14:pctHeight>0</wp14:pctHeight>
+            </wp14:sizeRelV>
+          </wp:anchor>
+        </w:drawing>
+      </w:r>
+      <w:r>
+        <w:rPr>
+          <w:rFonts w:cs="Arial"/>
           <w:b/>
           <w:bCs/>
           <w:sz w:val="32"/>
           <w:szCs w:val="32"/>
         </w:rPr>
-        <w:lastRenderedPageBreak/>
         <w:t>Systemschema – Hybrides 12-V-Energiesystem</w:t>
       </w:r>
     </w:p>
@@ -16180,13 +16221,13 @@
         <mc:AlternateContent>
           <mc:Choice Requires="wps">
             <w:drawing>
-              <wp:anchor distT="0" distB="0" distL="114300" distR="114300" simplePos="0" relativeHeight="251673600" behindDoc="0" locked="0" layoutInCell="1" allowOverlap="1" wp14:anchorId="10E7CD03" wp14:editId="29996DA5">
+              <wp:anchor distT="0" distB="0" distL="114300" distR="114300" simplePos="0" relativeHeight="251673600" behindDoc="0" locked="0" layoutInCell="1" allowOverlap="1" wp14:anchorId="10E7CD03" wp14:editId="7C0783EC">
                 <wp:simplePos x="0" y="0"/>
                 <wp:positionH relativeFrom="column">
-                  <wp:posOffset>463304</wp:posOffset>
+                  <wp:posOffset>361510</wp:posOffset>
                 </wp:positionH>
                 <wp:positionV relativeFrom="paragraph">
-                  <wp:posOffset>4768215</wp:posOffset>
+                  <wp:posOffset>4380861</wp:posOffset>
                 </wp:positionV>
                 <wp:extent cx="5552440" cy="635"/>
                 <wp:effectExtent l="0" t="0" r="0" b="0"/>
@@ -16224,7 +16265,7 @@
                                 <w:szCs w:val="22"/>
                               </w:rPr>
                             </w:pPr>
-                            <w:bookmarkStart w:id="39" w:name="_Toc223815333"/>
+                            <w:bookmarkStart w:id="41" w:name="_Toc223815333"/>
                             <w:r>
                               <w:t xml:space="preserve">Abbildung </w:t>
                             </w:r>
@@ -16252,7 +16293,7 @@
                             <w:r>
                               <w:t>Systemschema des hybriden 12-V-Energiesystems (eigene Darstellung)</w:t>
                             </w:r>
-                            <w:bookmarkEnd w:id="39"/>
+                            <w:bookmarkEnd w:id="41"/>
                           </w:p>
                         </w:txbxContent>
                       </wps:txbx>
@@ -16273,7 +16314,7 @@
           </mc:Choice>
           <mc:Fallback>
             <w:pict>
-              <v:shape w14:anchorId="10E7CD03" id="_x0000_s1028" type="#_x0000_t202" style="position:absolute;left:0;text-align:left;margin-left:36.5pt;margin-top:375.45pt;width:437.2pt;height:.05pt;z-index:251673600;visibility:visible;mso-wrap-style:square;mso-width-percent:0;mso-wrap-distance-left:9pt;mso-wrap-distance-top:0;mso-wrap-distance-right:9pt;mso-wrap-distance-bottom:0;mso-position-horizontal:absolute;mso-position-horizontal-relative:text;mso-position-vertical:absolute;mso-position-vertical-relative:text;mso-width-percent:0;mso-width-relative:margin;v-text-anchor:top" o:gfxdata="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" stroked="f">
+              <v:shape w14:anchorId="10E7CD03" id="_x0000_s1028" type="#_x0000_t202" style="position:absolute;left:0;text-align:left;margin-left:28.45pt;margin-top:344.95pt;width:437.2pt;height:.05pt;z-index:251673600;visibility:visible;mso-wrap-style:square;mso-width-percent:0;mso-wrap-distance-left:9pt;mso-wrap-distance-top:0;mso-wrap-distance-right:9pt;mso-wrap-distance-bottom:0;mso-position-horizontal:absolute;mso-position-horizontal-relative:text;mso-position-vertical:absolute;mso-position-vertical-relative:text;mso-width-percent:0;mso-width-relative:margin;v-text-anchor:top" o:gfxdata="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" stroked="f">
                 <v:textbox style="mso-fit-shape-to-text:t" inset="0,0,0,0">
                   <w:txbxContent>
                     <w:p>
@@ -16286,7 +16327,7 @@
                           <w:szCs w:val="22"/>
                         </w:rPr>
                       </w:pPr>
-                      <w:bookmarkStart w:id="41" w:name="_Toc223815333"/>
+                      <w:bookmarkStart w:id="42" w:name="_Toc223815333"/>
                       <w:r>
                         <w:t xml:space="preserve">Abbildung </w:t>
                       </w:r>
@@ -16314,7 +16355,7 @@
                       <w:r>
                         <w:t>Systemschema des hybriden 12-V-Energiesystems (eigene Darstellung)</w:t>
                       </w:r>
-                      <w:bookmarkEnd w:id="41"/>
+                      <w:bookmarkEnd w:id="42"/>
                     </w:p>
                   </w:txbxContent>
                 </v:textbox>
@@ -16324,67 +16365,6 @@
           </mc:Fallback>
         </mc:AlternateContent>
       </w:r>
-      <w:r>
-        <w:rPr>
-          <w:rFonts w:cs="Arial"/>
-          <w:noProof/>
-        </w:rPr>
-        <w:drawing>
-          <wp:anchor distT="0" distB="0" distL="114300" distR="114300" simplePos="0" relativeHeight="251667456" behindDoc="0" locked="0" layoutInCell="1" allowOverlap="1" wp14:anchorId="35EEB9A4" wp14:editId="6A3AA653">
-            <wp:simplePos x="0" y="0"/>
-            <wp:positionH relativeFrom="column">
-              <wp:posOffset>-593090</wp:posOffset>
-            </wp:positionH>
-            <wp:positionV relativeFrom="paragraph">
-              <wp:posOffset>266700</wp:posOffset>
-            </wp:positionV>
-            <wp:extent cx="10462260" cy="4353560"/>
-            <wp:effectExtent l="0" t="0" r="0" b="8890"/>
-            <wp:wrapTopAndBottom/>
-            <wp:docPr id="874136088" name="Grafik 1" descr="Ein Bild, das Text, Diagramm, Screenshot, Plan enthält.&#10;&#10;KI-generierte Inhalte können fehlerhaft sein."/>
-            <wp:cNvGraphicFramePr>
-              <a:graphicFrameLocks xmlns:a="http://schemas.openxmlformats.org/drawingml/2006/main" noChangeAspect="1"/>
-            </wp:cNvGraphicFramePr>
-            <a:graphic xmlns:a="http://schemas.openxmlformats.org/drawingml/2006/main">
-              <a:graphicData uri="http://schemas.openxmlformats.org/drawingml/2006/picture">
-                <pic:pic xmlns:pic="http://schemas.openxmlformats.org/drawingml/2006/picture">
-                  <pic:nvPicPr>
-                    <pic:cNvPr id="874136088" name="Grafik 1" descr="Ein Bild, das Text, Diagramm, Screenshot, Plan enthält.&#10;&#10;KI-generierte Inhalte können fehlerhaft sein."/>
-                    <pic:cNvPicPr/>
-                  </pic:nvPicPr>
-                  <pic:blipFill>
-                    <a:blip r:embed="rId8">
-                      <a:extLst>
-                        <a:ext uri="{28A0092B-C50C-407E-A947-70E740481C1C}">
-                          <a14:useLocalDpi xmlns:a14="http://schemas.microsoft.com/office/drawing/2010/main" val="0"/>
-                        </a:ext>
-                      </a:extLst>
-                    </a:blip>
-                    <a:stretch>
-                      <a:fillRect/>
-                    </a:stretch>
-                  </pic:blipFill>
-                  <pic:spPr>
-                    <a:xfrm>
-                      <a:off x="0" y="0"/>
-                      <a:ext cx="10462260" cy="4353560"/>
-                    </a:xfrm>
-                    <a:prstGeom prst="rect">
-                      <a:avLst/>
-                    </a:prstGeom>
-                  </pic:spPr>
-                </pic:pic>
-              </a:graphicData>
-            </a:graphic>
-            <wp14:sizeRelH relativeFrom="margin">
-              <wp14:pctWidth>0</wp14:pctWidth>
-            </wp14:sizeRelH>
-            <wp14:sizeRelV relativeFrom="margin">
-              <wp14:pctHeight>0</wp14:pctHeight>
-            </wp14:sizeRelV>
-          </wp:anchor>
-        </w:drawing>
-      </w:r>
     </w:p>
     <w:p>
       <w:pPr>
@@ -16413,7 +16393,7 @@
       <w:pPr>
         <w:pStyle w:val="berschrift1"/>
       </w:pPr>
-      <w:bookmarkStart w:id="40" w:name="_Toc224200999"/>
+      <w:bookmarkStart w:id="43" w:name="_Toc224200999"/>
       <w:r>
         <w:lastRenderedPageBreak/>
         <w:t>4.</w:t>
@@ -16424,7 +16404,7 @@
       <w:r>
         <w:t xml:space="preserve"> Zusammenfassung und Ausblick</w:t>
       </w:r>
-      <w:bookmarkEnd w:id="40"/>
+      <w:bookmarkEnd w:id="43"/>
     </w:p>
     <w:p>
       <w:pPr>
@@ -16445,7 +16425,7 @@
       <w:pPr>
         <w:pStyle w:val="berschrift2"/>
       </w:pPr>
-      <w:bookmarkStart w:id="41" w:name="_Toc224201000"/>
+      <w:bookmarkStart w:id="44" w:name="_Toc224201000"/>
       <w:r>
         <w:t>4.</w:t>
       </w:r>
@@ -16455,7 +16435,7 @@
       <w:r>
         <w:t>.1 Erreichte Ziele</w:t>
       </w:r>
-      <w:bookmarkEnd w:id="41"/>
+      <w:bookmarkEnd w:id="44"/>
     </w:p>
     <w:p>
       <w:pPr>
@@ -16476,7 +16456,7 @@
       <w:pPr>
         <w:pStyle w:val="berschrift2"/>
       </w:pPr>
-      <w:bookmarkStart w:id="42" w:name="_Toc224201001"/>
+      <w:bookmarkStart w:id="45" w:name="_Toc224201001"/>
       <w:r>
         <w:t>4.</w:t>
       </w:r>
@@ -16486,7 +16466,7 @@
       <w:r>
         <w:t>.2 Optimierungspotenzial und Ausblick</w:t>
       </w:r>
-      <w:bookmarkEnd w:id="42"/>
+      <w:bookmarkEnd w:id="45"/>
     </w:p>
     <w:p>
       <w:pPr>
@@ -16636,11 +16616,11 @@
       <w:pPr>
         <w:pStyle w:val="berschrift2"/>
       </w:pPr>
-      <w:bookmarkStart w:id="43" w:name="_Toc224201002"/>
+      <w:bookmarkStart w:id="46" w:name="_Toc224201002"/>
       <w:r>
         <w:t>4.8.3 Projektabweichungen</w:t>
       </w:r>
-      <w:bookmarkEnd w:id="43"/>
+      <w:bookmarkEnd w:id="46"/>
     </w:p>
     <w:p>
       <w:pPr>
@@ -16779,14 +16759,14 @@
       <w:pPr>
         <w:pStyle w:val="berschrift1"/>
       </w:pPr>
-      <w:bookmarkStart w:id="44" w:name="_Toc224201003"/>
+      <w:bookmarkStart w:id="47" w:name="_Toc224201003"/>
       <w:r>
         <w:t xml:space="preserve">5. </w:t>
       </w:r>
       <w:r>
         <w:t>Quellenverzeichnis</w:t>
       </w:r>
-      <w:bookmarkEnd w:id="44"/>
+      <w:bookmarkEnd w:id="47"/>
     </w:p>
     <w:p>
       <w:pPr>
@@ -17268,14 +17248,14 @@
       <w:pPr>
         <w:pStyle w:val="berschrift1"/>
       </w:pPr>
-      <w:bookmarkStart w:id="45" w:name="_Toc224201004"/>
+      <w:bookmarkStart w:id="48" w:name="_Toc224201004"/>
       <w:r>
         <w:t xml:space="preserve">6. </w:t>
       </w:r>
       <w:r>
         <w:t>Abbildungsverzeichnis</w:t>
       </w:r>
-      <w:bookmarkEnd w:id="45"/>
+      <w:bookmarkEnd w:id="48"/>
     </w:p>
     <w:p>
       <w:pPr>
@@ -17512,11 +17492,11 @@
       <w:pPr>
         <w:pStyle w:val="berschrift1"/>
       </w:pPr>
-      <w:bookmarkStart w:id="46" w:name="_Toc224201005"/>
+      <w:bookmarkStart w:id="49" w:name="_Toc224201005"/>
       <w:r>
         <w:t>7 Tabellenverzeichnis</w:t>
       </w:r>
-      <w:bookmarkEnd w:id="46"/>
+      <w:bookmarkEnd w:id="49"/>
     </w:p>
     <w:p>
       <w:pPr>
